--- a/docs/methodology.docx
+++ b/docs/methodology.docx
@@ -14,7 +14,7 @@
           <w:sz w:val="32"/>
           <w:szCs w:val="32"/>
         </w:rPr>
-        <w:t xml:space="preserve">A Sequence-Aware Spiking Slice Gate for Sensitivity-Controlled Adrenal Gland and Tumour Segmentation</w:t>
+        <w:t xml:space="preserve">A Sequence-Aware Spiking Slice Gate for Sensitivity-Controlled Left and Right Adrenal Gland Segmentation</w:t>
       </w:r>
     </w:p>
     <w:p>
@@ -42,7 +42,7 @@
           <w:sz w:val="22"/>
           <w:szCs w:val="22"/>
         </w:rPr>
-        <w:t xml:space="preserve">Draft methodology document — v1.0</w:t>
+        <w:t xml:space="preserve">Draft methodology document — v1.1 (revised: gland-only scope, tumour segmentation removed)</w:t>
       </w:r>
     </w:p>
     <w:p>
@@ -92,7 +92,7 @@
         <w:jc w:val="both"/>
       </w:pPr>
       <w:r>
-        <w:t xml:space="preserve">Two-stage “classify-then-segment” cascades for small, anatomically variable organs are an established pattern in CT segmentation, and a spiking neural network (SNN) substituted for a conventional CNN classifier is not, by itself, a sufficient contribution for a strong journal. This document proposes a more defensible framing: a sensitivity-controlled slice-selection gate whose SNN component is used for a property conventional classifiers do not have — modelling a sequence of anatomically ordered CT slices as discrete spiking time steps, rather than repeating one static image across time. The gate feeds an uncertainty-aware adaptive slice buffer, which in turn restricts a 2.5D U-Net segmenter (extending a previously published 2D U-Net + test-time augmentation + connected-component pipeline) to only the slice range plausibly containing adrenal or tumour tissue. The central empirical claim — that the spiking, sequence-aware gate earns its complexity — is only credible if it is compared against a matched-capacity CNN-LSTM gate on sensitivity-first metrics, not merely against a plain CNN on simulated energy proxies; that comparison is built into the experimental design as a mandatory ablation arm, not an optional one. This document specifies the full method, the accompanying open-source implementation (tested against synthetic data), the ablation and statistical validation plan, and the positioning against comparable published work. Reported results are left as placeholders pending training on a patient cohort.</w:t>
+        <w:t xml:space="preserve">Two-stage “classify-then-segment” cascades for small, anatomically variable organs are an established pattern in CT segmentation, and a spiking neural network (SNN) substituted for a conventional CNN classifier is not, by itself, a sufficient contribution for a strong journal. This document proposes a more defensible framing: a sensitivity-controlled slice-selection gate whose SNN component is used for a property conventional classifiers do not have — modelling a sequence of anatomically ordered CT slices as discrete spiking time steps, rather than repeating one static image across time. The gate feeds an uncertainty-aware adaptive slice buffer, which in turn restricts a 2.5D U-Net segmenter (extending a previously published 2D U-Net + test-time augmentation + connected-component pipeline) to only the slice range plausibly containing adrenal gland tissue. The central empirical claim — that the spiking, sequence-aware gate earns its complexity — is only credible if it is compared against a matched-capacity CNN-LSTM gate on sensitivity-first metrics, not merely against a plain CNN on simulated energy proxies; that comparison is built into the experimental design as a mandatory ablation arm, not an optional one. This document specifies the full method, the accompanying open-source implementation (tested against synthetic data), the ablation and statistical validation plan, and the positioning against comparable published work. Reported results are left as placeholders pending training on a patient cohort.</w:t>
       </w:r>
     </w:p>
     <w:p>
@@ -110,7 +110,7 @@
         <w:jc w:val="both"/>
       </w:pPr>
       <w:r>
-        <w:t xml:space="preserve">Adrenal gland and adrenocortical tumour segmentation from abdominal CT is difficult because the gland is small, its shape varies substantially between patients, and it sits adjacent to organs — kidney, liver, spleen, pancreas — with similar CT intensity characteristics. A prior pipeline (2D U-Net with a choice of VGG16, ResNet34, or InceptionV3 encoder backbones, combined with test-time augmentation and connected-component post-processing to discard small disconnected false-positive fragments) was published by the authors and evaluated on the AMOS dataset, with the InceptionV3 backbone achieving a 38% improvement in Dice similarity coefficient for the left adrenal gland and 11% for the right, alongside a substantial reduction in false-positive detections (Fayemiwo et al., 2025).</w:t>
+        <w:t xml:space="preserve">Left and right adrenal gland segmentation from abdominal CT is difficult because the gland is small, its shape varies substantially between patients, and it sits adjacent to organs — kidney, liver, spleen, pancreas — with similar CT intensity characteristics. A prior pipeline (2D U-Net with a choice of VGG16, ResNet34, or InceptionV3 encoder backbones, combined with test-time augmentation and connected-component post-processing to discard small disconnected false-positive fragments) was published by the authors and evaluated on the AMOS dataset, with the InceptionV3 backbone achieving a 38% improvement in Dice similarity coefficient for the left adrenal gland and 11% for the right, alongside a substantial reduction in false-positive detections (Fayemiwo et al., 2025).</w:t>
       </w:r>
     </w:p>
     <w:p>
@@ -601,7 +601,7 @@
                 <w:sz w:val="20"/>
                 <w:szCs w:val="20"/>
               </w:rPr>
-              <w:t xml:space="preserve">left_present / right_present / tumour_present probabilities per centre slice</w:t>
+              <w:t xml:space="preserve">left_present / right_present probabilities per centre slice</w:t>
             </w:r>
           </w:p>
         </w:tc>
@@ -805,7 +805,7 @@
                 <w:sz w:val="20"/>
                 <w:szCs w:val="20"/>
               </w:rPr>
-              <w:t xml:space="preserve">Binary gland/tumour mask per included slice</w:t>
+              <w:t xml:space="preserve">Binary left/right gland mask per included slice</w:t>
             </w:r>
           </w:p>
         </w:tc>
@@ -986,7 +986,7 @@
         <w:jc w:val="both"/>
       </w:pPr>
       <w:r>
-        <w:t xml:space="preserve">The gate receives a window of k consecutive axial slices (k ∈ {3, …, 7}, default 5) centred on a candidate slice, in true craniocaudal order. Each slice is presented to a spiking residual convolutional network as one discrete time step t = 1, …, k. At every time step, a shared convolutional stem and three residual blocks process the current slice; each block's leaky-integrate-and-fire (LIF) layer carries its membrane potential forward into the next time step, so evidence from slice t − 1 directly influences how slice t's convolutional response is interpreted. A final LIF read-out layer accumulates a spike-rate feature across all k time steps, which is passed through a shared dense layer and three linear heads producing left_present, right_present, and tumour_present logits.</w:t>
+        <w:t xml:space="preserve">The gate receives a window of k consecutive axial slices (k ∈ {3, …, 7}, default 5) centred on a candidate slice, in true craniocaudal order. Each slice is presented to a spiking residual convolutional network as one discrete time step t = 1, …, k. At every time step, a shared convolutional stem and three residual blocks process the current slice; each block's leaky-integrate-and-fire (LIF) layer carries its membrane potential forward into the next time step, so evidence from slice t − 1 directly influences how slice t's convolutional response is interpreted. A final LIF read-out layer accumulates a spike-rate feature across all k time steps, which is passed through a shared dense layer and two linear heads producing left_present and right_present logits.</w:t>
       </w:r>
     </w:p>
     <w:p>
@@ -1004,7 +1004,7 @@
         <w:jc w:val="both"/>
       </w:pPr>
       <w:r>
-        <w:t xml:space="preserve">Training uses surrogate-gradient backpropagation (a smoothed sigmoid surrogate for the spike non-linearity, as implemented in snnTorch), a multi-head focal binary cross-entropy loss with per-head class weighting (tumour_present is typically far rarer than left/right_present and is weighted accordingly), and AdamW. Per the design review that motivated this project, the operating threshold is not the default 0.5: it is selected on the validation set as the highest threshold that still achieves sensitivity ≥ 0.98 (configurable), because a missed positive slice permanently removes true tissue from everything downstream, while a false positive only costs one wasted segmentation attempt. Sensitivity, specificity, NPV, F2, PR-AUC, and calibration (Brier score) are reported at that operating point rather than accuracy. Implemented in src/models/snn_gate.py and src/models/losses.py; threshold selection in src/evaluation/metrics.py.</w:t>
+        <w:t xml:space="preserve">Training uses surrogate-gradient backpropagation (a smoothed sigmoid surrogate for the spike non-linearity, as implemented in snnTorch), a multi-head focal binary cross-entropy loss with optional per-head class weighting (useful if positive slices for one side are rarer than the other in a given cohort), and AdamW. Per the design review that motivated this project, the operating threshold is not the default 0.5: it is selected on the validation set as the highest threshold that still achieves sensitivity ≥ 0.98 (configurable), because a missed positive slice permanently removes true tissue from everything downstream, while a false positive only costs one wasted segmentation attempt. Sensitivity, specificity, NPV, F2, PR-AUC, and calibration (Brier score) are reported at that operating point rather than accuracy. Implemented in src/models/snn_gate.py and src/models/losses.py; threshold selection in src/evaluation/metrics.py.</w:t>
       </w:r>
     </w:p>
     <w:p>

--- a/docs/methodology.docx
+++ b/docs/methodology.docx
@@ -42,7 +42,7 @@
           <w:sz w:val="22"/>
           <w:szCs w:val="22"/>
         </w:rPr>
-        <w:t xml:space="preserve">Draft methodology document — v1.1 (revised: gland-only scope, tumour segmentation removed)</w:t>
+        <w:t xml:space="preserve">Draft methodology document — v1.2 (gland-only scope; resampling and Stage B training documented)</w:t>
       </w:r>
     </w:p>
     <w:p>
@@ -968,7 +968,16 @@
         <w:jc w:val="both"/>
       </w:pPr>
       <w:r>
-        <w:t xml:space="preserve">Volumes are resampled to isotropic spacing, clipped to a soft-tissue Hounsfield-unit window (default [−135, 215] HU, covering the adrenal gland and its immediate neighbours), and normalised to zero mean / unit variance after windowing. This mirrors the preprocessing stage of the prior published pipeline so that Stage B's backbone comparisons remain apples-to-apples with that earlier work. Implemented in src/data/preprocessing.py.</w:t>
+        <w:t xml:space="preserve">Volumes are resampled to a fixed target spacing, clipped to a soft-tissue Hounsfield-unit window (default [−135, 215] HU, covering the adrenal gland and its immediate neighbours), and normalised to zero mean / unit variance after windowing. The windowing and normalisation mirror the prior published pipeline so that Stage B's backbone comparisons remain apples-to-apples with that earlier work. Implemented in src/data/preprocessing.py and applied in scripts/train_adrenal_segmenter.py.</w:t>
+      </w:r>
+    </w:p>
+    <w:p>
+      <w:pPr>
+        <w:spacing w:after="160"/>
+        <w:jc w:val="both"/>
+      </w:pPr>
+      <w:r>
+        <w:t xml:space="preserve">The resampling target is deliberately anisotropic (default 1.0 mm in-plane, 2.5 mm between slices) rather than isotropic. AMOS22 is acquired with fine in-plane resolution but coarse and, critically, variable slice thickness — cases at 1.25, 2 and 5 mm all occur in the same cohort. Left unresampled, a fixed k-slice window spans 6.25 mm for one patient and 25 mm for another, which is a direct confound for any model that treats the slice axis as a sequence: the same k time steps would represent four times as much anatomy for one patient as for another. Resampling the slice axis to a single value is what makes the window a fixed physical distance and therefore makes Stage A's temporal claim well posed at all. Isotropic resampling would additionally interpolate the slice axis up to the in-plane resolution, inventing detail that the acquisition never captured, at a substantial memory cost and with no benefit for a structure whose limbs are several millimetres thick. The in-plane value is chosen to preserve gland detail; the slice value should be set to the median slice thickness of the cohort actually used, following the convention that a resampling target be justified by the data rather than assumed. The 2.5 mm default here is provisional and must be replaced by that measured median, and the value stated, before any benchmark run is reported.</w:t>
       </w:r>
     </w:p>
     <w:p>
@@ -2813,6 +2822,58 @@
                 <w:sz w:val="20"/>
                 <w:szCs w:val="20"/>
               </w:rPr>
+              <w:t xml:space="preserve">scripts/train_adrenal_segmenter.py</w:t>
+            </w:r>
+          </w:p>
+        </w:tc>
+        <w:tc>
+          <w:tcPr>
+            <w:tcW w:type="dxa" w:w="5726"/>
+            <w:tcMar>
+              <w:top w:type="dxa" w:w="80"/>
+              <w:left w:type="dxa" w:w="100"/>
+              <w:bottom w:type="dxa" w:w="80"/>
+              <w:right w:type="dxa" w:w="100"/>
+            </w:tcMar>
+          </w:tcPr>
+          <w:p>
+            <w:pPr>
+              <w:jc w:val="left"/>
+            </w:pPr>
+            <w:r>
+              <w:rPr>
+                <w:b w:val="false"/>
+                <w:bCs w:val="false"/>
+                <w:sz w:val="20"/>
+                <w:szCs w:val="20"/>
+              </w:rPr>
+              <w:t xml:space="preserve">Standalone Stage B training run: resampling, pretrained encoder, threshold sweep, early stopping, per-epoch logging</w:t>
+            </w:r>
+          </w:p>
+        </w:tc>
+      </w:tr>
+      <w:tr>
+        <w:tc>
+          <w:tcPr>
+            <w:tcW w:type="dxa" w:w="3300"/>
+            <w:tcMar>
+              <w:top w:type="dxa" w:w="80"/>
+              <w:left w:type="dxa" w:w="100"/>
+              <w:bottom w:type="dxa" w:w="80"/>
+              <w:right w:type="dxa" w:w="100"/>
+            </w:tcMar>
+          </w:tcPr>
+          <w:p>
+            <w:pPr>
+              <w:jc w:val="left"/>
+            </w:pPr>
+            <w:r>
+              <w:rPr>
+                <w:b w:val="false"/>
+                <w:bCs w:val="false"/>
+                <w:sz w:val="20"/>
+                <w:szCs w:val="20"/>
+              </w:rPr>
               <w:t xml:space="preserve">scripts/run_ablation.py</w:t>
             </w:r>
           </w:p>
@@ -2909,6 +2970,15 @@
           <w:szCs w:val="20"/>
         </w:rPr>
         <w:t xml:space="preserve">Table 4. Repository layout.</w:t>
+      </w:r>
+    </w:p>
+    <w:p>
+      <w:pPr>
+        <w:spacing w:after="160"/>
+        <w:jc w:val="both"/>
+      </w:pPr>
+      <w:r>
+        <w:t xml:space="preserve">Stage B training is run through scripts/train_adrenal_segmenter.py, which is deliberately separate from the exploratory notebook so that reported numbers come from one code path rather than from notebook state. It applies the resampling of Section 3.1, uses an ImageNet-pretrained encoder, caps training with a maximum epoch count and early stopping on validation Dice, and writes three artefacts per run: a per-epoch metrics table (CSV), an append-only log, and a rewritten status summary for monitoring a long run. Validation Dice is reported both at the conventional 0.5 cutoff and at the best of a swept threshold set, because a fixed 0.5 cutoff reads exactly zero until the network's outputs first cross it and therefore cannot distinguish a model that is learning slowly from one that is not learning at all — a distinction that matters when the positive class occupies well under one per cent of pixels. The operating threshold selected on validation is stored alongside the checkpoint so that inference uses the threshold the model was actually scored at.</w:t>
       </w:r>
     </w:p>
     <w:p>

--- a/docs/methodology.docx
+++ b/docs/methodology.docx
@@ -42,7 +42,7 @@
           <w:sz w:val="22"/>
           <w:szCs w:val="22"/>
         </w:rPr>
-        <w:t xml:space="preserve">Draft methodology document — v1.2 (gland-only scope; resampling and Stage B training documented)</w:t>
+        <w:t xml:space="preserve">Draft methodology document — v1.3 (per-gland two-channel output; baseline targets and architecture rationale added)</w:t>
       </w:r>
     </w:p>
     <w:p>
@@ -110,7 +110,7 @@
         <w:jc w:val="both"/>
       </w:pPr>
       <w:r>
-        <w:t xml:space="preserve">Left and right adrenal gland segmentation from abdominal CT is difficult because the gland is small, its shape varies substantially between patients, and it sits adjacent to organs — kidney, liver, spleen, pancreas — with similar CT intensity characteristics. A prior pipeline (2D U-Net with a choice of VGG16, ResNet34, or InceptionV3 encoder backbones, combined with test-time augmentation and connected-component post-processing to discard small disconnected false-positive fragments) was published by the authors and evaluated on the AMOS dataset, with the InceptionV3 backbone achieving a 38% improvement in Dice similarity coefficient for the left adrenal gland and 11% for the right, alongside a substantial reduction in false-positive detections (Fayemiwo et al., 2025).</w:t>
+        <w:t xml:space="preserve">Left and right adrenal gland segmentation from abdominal CT is difficult because the gland is small, its shape varies substantially between patients, and it sits adjacent to organs — kidney, liver, spleen, pancreas — with similar CT intensity characteristics. A prior pipeline (2D U-Net with a choice of VGG16, ResNet34, or InceptionV3 encoder backbones, combined with test-time augmentation and connected-component post-processing to discard small disconnected false-positive fragments) was published by the authors and evaluated on the AMOS dataset, with the InceptionV3 backbone achieving a 38% improvement in Dice similarity coefficient for the left adrenal gland and 11% for the right, alongside a substantial reduction in false-positive detections (Fayemiwo et al., 2025). In absolute terms that pipeline reached a mean per-case Dice of 0.82 (left) and 0.75 (right) before post-processing, rising to 0.91 and 0.90 after test-time augmentation and connected-component pruning. Those four numbers are the benchmark this work must beat, and the size of the post-processing gain - +0.09 on the left and +0.15 on the right - is itself informative: it says a large share of the raw segmenter's error was spurious disconnected components rather than boundary inaccuracy, which is precisely the failure mode a slice gate is intended to prevent upstream rather than repair downstream.</w:t>
       </w:r>
     </w:p>
     <w:p>
@@ -805,7 +805,7 @@
                 <w:sz w:val="20"/>
                 <w:szCs w:val="20"/>
               </w:rPr>
-              <w:t xml:space="preserve">Binary left/right gland mask per included slice</w:t>
+              <w:t xml:space="preserve">Two-channel mask per included slice: left gland, right gland</w:t>
             </w:r>
           </w:p>
         </w:tc>
@@ -1050,6 +1050,33 @@
       </w:pPr>
       <w:r>
         <w:t xml:space="preserve">Only slices included by the buffering step are segmented. Each is segmented in its 2.5D form: the k neighbouring slices are stacked as input channels to a 2D U-Net (encoder backbone swappable — InceptionV4 is the default, as the closest available encoder in segmentation-models-pytorch to the InceptionV3 backbone that performed best in the prior published pipeline). Per the design review, the segmenter is explicitly not trained only on positive slices: training batches are drawn from a controlled mixture of true-positive windows, boundary slices immediately above/below the gland, slices centred on neighbouring organs (kidney, liver, spleen, pancreas), and false positives harvested from the prior published pipeline's own errors, so the network is explicitly taught to output an empty mask on anatomically similar but incorrect structures rather than only ever seeing positive examples during training. The loss combines Dice (robust to the foreground/background imbalance typical of small-organ masks) with focal binary cross-entropy (penalises confident errors on the hard-negative slices more heavily). Implemented in src/models/unet25d.py, src/training/train_segmenter.py (HardNegativeMixDataset), and src/models/losses.py (DiceFocalLoss).</w:t>
+      </w:r>
+    </w:p>
+    <w:p>
+      <w:pPr>
+        <w:pStyle w:val="Heading3"/>
+        <w:spacing w:after="100" w:before="200"/>
+      </w:pPr>
+      <w:r>
+        <w:t xml:space="preserve">Why 2.5D, and why a convolutional U-Net</w:t>
+      </w:r>
+    </w:p>
+    <w:p>
+      <w:pPr>
+        <w:spacing w:after="160"/>
+        <w:jc w:val="both"/>
+      </w:pPr>
+      <w:r>
+        <w:t xml:space="preserve">The choice of a 2.5D convolutional U-Net for Stage B is a constraint of the cascade, not a default. Three considerations fix it. First, the gate admits or rejects individual slices; a fully 3D segmenter consumes volumetric patches and has no natural notion of an admitted slice, so the two stages would not compose. The 2.5D formulation - neighbouring slices stacked as input channels - is what allows a per-slice decision to feed a segmenter that still sees local three-dimensional context. Second, the data are strongly anisotropic (in-plane resolution below 1 mm against slice thickness of 1.25-5 mm), so isotropic 3D convolutions would mix voxels representing very different physical distances. Third, the prior published pipeline was 2D, and 2.5D is a controlled increment from it; moving to 3D would confound the architectural change with every other change under test.</w:t>
+      </w:r>
+    </w:p>
+    <w:p>
+      <w:pPr>
+        <w:spacing w:after="160"/>
+        <w:jc w:val="both"/>
+      </w:pPr>
+      <w:r>
+        <w:t xml:space="preserve">On the backbone itself, the recent literature argues against reaching for a Transformer or state-space (Mamba) variant. A systematic re-evaluation of 3D segmentation architectures (Isensee et al., 2024) reports that convolutional U-Nets - including ResNet and ConvNeXt variants - remain the strongest configuration when compared under matched conditions, and that claims of Transformer or Mamba superiority frequently ‘fail to hold up when scrutinized for common validation shortcomings, such as the use of inadequate baselines, insufficient datasets, and neglected computational resources’. That analysis is directly relevant here: the architectures this project would otherwise be tempted to adopt (for example U-Mamba, 2024) are precisely those whose reported gains that work finds do not survive a properly tuned convolutional baseline. Rather than argue the point, the experimental design settles it empirically: arm H runs nnU-Net in its full-volume configuration as an external state-of-the-art anchor, so a reviewer asking why a stronger backbone was not used receives a measured answer rather than a justification.</w:t>
       </w:r>
     </w:p>
     <w:p>
@@ -1985,7 +2012,7 @@
                 <w:sz w:val="20"/>
                 <w:szCs w:val="20"/>
               </w:rPr>
-              <w:t xml:space="preserve">Dice, IoU, 95th-percentile Hausdorff distance (HD95), normalised surface Dice (NSD), signed volume error</w:t>
+              <w:t xml:space="preserve">Dice, IoU, 95th-percentile Hausdorff distance (HD95), normalised surface Dice (NSD), signed volume error - all reported per gland (left, right) and as MEAN PER-CASE values: each patient is scored, then scores are averaged</w:t>
             </w:r>
           </w:p>
         </w:tc>
@@ -5005,6 +5032,448 @@
     </w:p>
     <w:p>
       <w:pPr>
+        <w:pStyle w:val="Heading2"/>
+        <w:spacing w:after="120" w:before="240"/>
+      </w:pPr>
+      <w:r>
+        <w:t xml:space="preserve">8.1 Target to beat</w:t>
+      </w:r>
+    </w:p>
+    <w:tbl>
+      <w:tblPr>
+        <w:tblW w:type="dxa" w:w="9026"/>
+        <w:tblBorders>
+          <w:top w:val="single" w:color="auto" w:sz="4"/>
+          <w:left w:val="single" w:color="auto" w:sz="4"/>
+          <w:bottom w:val="single" w:color="auto" w:sz="4"/>
+          <w:right w:val="single" w:color="auto" w:sz="4"/>
+          <w:insideH w:val="single" w:color="auto" w:sz="4"/>
+          <w:insideV w:val="single" w:color="auto" w:sz="4"/>
+        </w:tblBorders>
+      </w:tblPr>
+      <w:tblGrid>
+        <w:gridCol w:w="4600"/>
+        <w:gridCol w:w="2200"/>
+        <w:gridCol w:w="2226"/>
+      </w:tblGrid>
+      <w:tr>
+        <w:trPr>
+          <w:tblHeader/>
+        </w:trPr>
+        <w:tc>
+          <w:tcPr>
+            <w:tcW w:type="dxa" w:w="4600"/>
+            <w:shd w:fill="D9E2F3" w:color="auto" w:val="clear"/>
+            <w:tcMar>
+              <w:top w:type="dxa" w:w="80"/>
+              <w:left w:type="dxa" w:w="100"/>
+              <w:bottom w:type="dxa" w:w="80"/>
+              <w:right w:type="dxa" w:w="100"/>
+            </w:tcMar>
+          </w:tcPr>
+          <w:p>
+            <w:pPr>
+              <w:jc w:val="left"/>
+            </w:pPr>
+            <w:r>
+              <w:rPr>
+                <w:b/>
+                <w:bCs/>
+                <w:sz w:val="20"/>
+                <w:szCs w:val="20"/>
+              </w:rPr>
+              <w:t xml:space="preserve">Method</w:t>
+            </w:r>
+          </w:p>
+        </w:tc>
+        <w:tc>
+          <w:tcPr>
+            <w:tcW w:type="dxa" w:w="2200"/>
+            <w:shd w:fill="D9E2F3" w:color="auto" w:val="clear"/>
+            <w:tcMar>
+              <w:top w:type="dxa" w:w="80"/>
+              <w:left w:type="dxa" w:w="100"/>
+              <w:bottom w:type="dxa" w:w="80"/>
+              <w:right w:type="dxa" w:w="100"/>
+            </w:tcMar>
+          </w:tcPr>
+          <w:p>
+            <w:pPr>
+              <w:jc w:val="left"/>
+            </w:pPr>
+            <w:r>
+              <w:rPr>
+                <w:b/>
+                <w:bCs/>
+                <w:sz w:val="20"/>
+                <w:szCs w:val="20"/>
+              </w:rPr>
+              <w:t xml:space="preserve">L.A.G Dice</w:t>
+            </w:r>
+          </w:p>
+        </w:tc>
+        <w:tc>
+          <w:tcPr>
+            <w:tcW w:type="dxa" w:w="2226"/>
+            <w:shd w:fill="D9E2F3" w:color="auto" w:val="clear"/>
+            <w:tcMar>
+              <w:top w:type="dxa" w:w="80"/>
+              <w:left w:type="dxa" w:w="100"/>
+              <w:bottom w:type="dxa" w:w="80"/>
+              <w:right w:type="dxa" w:w="100"/>
+            </w:tcMar>
+          </w:tcPr>
+          <w:p>
+            <w:pPr>
+              <w:jc w:val="left"/>
+            </w:pPr>
+            <w:r>
+              <w:rPr>
+                <w:b/>
+                <w:bCs/>
+                <w:sz w:val="20"/>
+                <w:szCs w:val="20"/>
+              </w:rPr>
+              <w:t xml:space="preserve">R.A.G Dice</w:t>
+            </w:r>
+          </w:p>
+        </w:tc>
+      </w:tr>
+      <w:tr>
+        <w:tc>
+          <w:tcPr>
+            <w:tcW w:type="dxa" w:w="4600"/>
+            <w:tcMar>
+              <w:top w:type="dxa" w:w="80"/>
+              <w:left w:type="dxa" w:w="100"/>
+              <w:bottom w:type="dxa" w:w="80"/>
+              <w:right w:type="dxa" w:w="100"/>
+            </w:tcMar>
+          </w:tcPr>
+          <w:p>
+            <w:pPr>
+              <w:jc w:val="left"/>
+            </w:pPr>
+            <w:r>
+              <w:rPr>
+                <w:b w:val="false"/>
+                <w:bCs w:val="false"/>
+                <w:sz w:val="20"/>
+                <w:szCs w:val="20"/>
+              </w:rPr>
+              <w:t xml:space="preserve">Prior published pipeline, before post-processing</w:t>
+            </w:r>
+          </w:p>
+        </w:tc>
+        <w:tc>
+          <w:tcPr>
+            <w:tcW w:type="dxa" w:w="2200"/>
+            <w:tcMar>
+              <w:top w:type="dxa" w:w="80"/>
+              <w:left w:type="dxa" w:w="100"/>
+              <w:bottom w:type="dxa" w:w="80"/>
+              <w:right w:type="dxa" w:w="100"/>
+            </w:tcMar>
+          </w:tcPr>
+          <w:p>
+            <w:pPr>
+              <w:jc w:val="left"/>
+            </w:pPr>
+            <w:r>
+              <w:rPr>
+                <w:b w:val="false"/>
+                <w:bCs w:val="false"/>
+                <w:sz w:val="20"/>
+                <w:szCs w:val="20"/>
+              </w:rPr>
+              <w:t xml:space="preserve">0.82</w:t>
+            </w:r>
+          </w:p>
+        </w:tc>
+        <w:tc>
+          <w:tcPr>
+            <w:tcW w:type="dxa" w:w="2226"/>
+            <w:tcMar>
+              <w:top w:type="dxa" w:w="80"/>
+              <w:left w:type="dxa" w:w="100"/>
+              <w:bottom w:type="dxa" w:w="80"/>
+              <w:right w:type="dxa" w:w="100"/>
+            </w:tcMar>
+          </w:tcPr>
+          <w:p>
+            <w:pPr>
+              <w:jc w:val="left"/>
+            </w:pPr>
+            <w:r>
+              <w:rPr>
+                <w:b w:val="false"/>
+                <w:bCs w:val="false"/>
+                <w:sz w:val="20"/>
+                <w:szCs w:val="20"/>
+              </w:rPr>
+              <w:t xml:space="preserve">0.75</w:t>
+            </w:r>
+          </w:p>
+        </w:tc>
+      </w:tr>
+      <w:tr>
+        <w:tc>
+          <w:tcPr>
+            <w:tcW w:type="dxa" w:w="4600"/>
+            <w:tcMar>
+              <w:top w:type="dxa" w:w="80"/>
+              <w:left w:type="dxa" w:w="100"/>
+              <w:bottom w:type="dxa" w:w="80"/>
+              <w:right w:type="dxa" w:w="100"/>
+            </w:tcMar>
+          </w:tcPr>
+          <w:p>
+            <w:pPr>
+              <w:jc w:val="left"/>
+            </w:pPr>
+            <w:r>
+              <w:rPr>
+                <w:b w:val="false"/>
+                <w:bCs w:val="false"/>
+                <w:sz w:val="20"/>
+                <w:szCs w:val="20"/>
+              </w:rPr>
+              <w:t xml:space="preserve">Prior published pipeline, after TTA + component pruning</w:t>
+            </w:r>
+          </w:p>
+        </w:tc>
+        <w:tc>
+          <w:tcPr>
+            <w:tcW w:type="dxa" w:w="2200"/>
+            <w:tcMar>
+              <w:top w:type="dxa" w:w="80"/>
+              <w:left w:type="dxa" w:w="100"/>
+              <w:bottom w:type="dxa" w:w="80"/>
+              <w:right w:type="dxa" w:w="100"/>
+            </w:tcMar>
+          </w:tcPr>
+          <w:p>
+            <w:pPr>
+              <w:jc w:val="left"/>
+            </w:pPr>
+            <w:r>
+              <w:rPr>
+                <w:b w:val="false"/>
+                <w:bCs w:val="false"/>
+                <w:sz w:val="20"/>
+                <w:szCs w:val="20"/>
+              </w:rPr>
+              <w:t xml:space="preserve">0.91</w:t>
+            </w:r>
+          </w:p>
+        </w:tc>
+        <w:tc>
+          <w:tcPr>
+            <w:tcW w:type="dxa" w:w="2226"/>
+            <w:tcMar>
+              <w:top w:type="dxa" w:w="80"/>
+              <w:left w:type="dxa" w:w="100"/>
+              <w:bottom w:type="dxa" w:w="80"/>
+              <w:right w:type="dxa" w:w="100"/>
+            </w:tcMar>
+          </w:tcPr>
+          <w:p>
+            <w:pPr>
+              <w:jc w:val="left"/>
+            </w:pPr>
+            <w:r>
+              <w:rPr>
+                <w:b w:val="false"/>
+                <w:bCs w:val="false"/>
+                <w:sz w:val="20"/>
+                <w:szCs w:val="20"/>
+              </w:rPr>
+              <w:t xml:space="preserve">0.90</w:t>
+            </w:r>
+          </w:p>
+        </w:tc>
+      </w:tr>
+      <w:tr>
+        <w:tc>
+          <w:tcPr>
+            <w:tcW w:type="dxa" w:w="4600"/>
+            <w:tcMar>
+              <w:top w:type="dxa" w:w="80"/>
+              <w:left w:type="dxa" w:w="100"/>
+              <w:bottom w:type="dxa" w:w="80"/>
+              <w:right w:type="dxa" w:w="100"/>
+            </w:tcMar>
+          </w:tcPr>
+          <w:p>
+            <w:pPr>
+              <w:jc w:val="left"/>
+            </w:pPr>
+            <w:r>
+              <w:rPr>
+                <w:b w:val="false"/>
+                <w:bCs w:val="false"/>
+                <w:sz w:val="20"/>
+                <w:szCs w:val="20"/>
+              </w:rPr>
+              <w:t xml:space="preserve">This work, Stage B only (no gate, no post-processing)</w:t>
+            </w:r>
+          </w:p>
+        </w:tc>
+        <w:tc>
+          <w:tcPr>
+            <w:tcW w:type="dxa" w:w="2200"/>
+            <w:tcMar>
+              <w:top w:type="dxa" w:w="80"/>
+              <w:left w:type="dxa" w:w="100"/>
+              <w:bottom w:type="dxa" w:w="80"/>
+              <w:right w:type="dxa" w:w="100"/>
+            </w:tcMar>
+          </w:tcPr>
+          <w:p>
+            <w:pPr>
+              <w:jc w:val="left"/>
+            </w:pPr>
+            <w:r>
+              <w:rPr>
+                <w:b w:val="false"/>
+                <w:bCs w:val="false"/>
+                <w:sz w:val="20"/>
+                <w:szCs w:val="20"/>
+              </w:rPr>
+              <w:t xml:space="preserve"/>
+            </w:r>
+          </w:p>
+        </w:tc>
+        <w:tc>
+          <w:tcPr>
+            <w:tcW w:type="dxa" w:w="2226"/>
+            <w:tcMar>
+              <w:top w:type="dxa" w:w="80"/>
+              <w:left w:type="dxa" w:w="100"/>
+              <w:bottom w:type="dxa" w:w="80"/>
+              <w:right w:type="dxa" w:w="100"/>
+            </w:tcMar>
+          </w:tcPr>
+          <w:p>
+            <w:pPr>
+              <w:jc w:val="left"/>
+            </w:pPr>
+            <w:r>
+              <w:rPr>
+                <w:b w:val="false"/>
+                <w:bCs w:val="false"/>
+                <w:sz w:val="20"/>
+                <w:szCs w:val="20"/>
+              </w:rPr>
+              <w:t xml:space="preserve"/>
+            </w:r>
+          </w:p>
+        </w:tc>
+      </w:tr>
+      <w:tr>
+        <w:tc>
+          <w:tcPr>
+            <w:tcW w:type="dxa" w:w="4600"/>
+            <w:tcMar>
+              <w:top w:type="dxa" w:w="80"/>
+              <w:left w:type="dxa" w:w="100"/>
+              <w:bottom w:type="dxa" w:w="80"/>
+              <w:right w:type="dxa" w:w="100"/>
+            </w:tcMar>
+          </w:tcPr>
+          <w:p>
+            <w:pPr>
+              <w:jc w:val="left"/>
+            </w:pPr>
+            <w:r>
+              <w:rPr>
+                <w:b w:val="false"/>
+                <w:bCs w:val="false"/>
+                <w:sz w:val="20"/>
+                <w:szCs w:val="20"/>
+              </w:rPr>
+              <w:t xml:space="preserve">This work, full cascade (arm E)</w:t>
+            </w:r>
+          </w:p>
+        </w:tc>
+        <w:tc>
+          <w:tcPr>
+            <w:tcW w:type="dxa" w:w="2200"/>
+            <w:tcMar>
+              <w:top w:type="dxa" w:w="80"/>
+              <w:left w:type="dxa" w:w="100"/>
+              <w:bottom w:type="dxa" w:w="80"/>
+              <w:right w:type="dxa" w:w="100"/>
+            </w:tcMar>
+          </w:tcPr>
+          <w:p>
+            <w:pPr>
+              <w:jc w:val="left"/>
+            </w:pPr>
+            <w:r>
+              <w:rPr>
+                <w:b w:val="false"/>
+                <w:bCs w:val="false"/>
+                <w:sz w:val="20"/>
+                <w:szCs w:val="20"/>
+              </w:rPr>
+              <w:t xml:space="preserve"/>
+            </w:r>
+          </w:p>
+        </w:tc>
+        <w:tc>
+          <w:tcPr>
+            <w:tcW w:type="dxa" w:w="2226"/>
+            <w:tcMar>
+              <w:top w:type="dxa" w:w="80"/>
+              <w:left w:type="dxa" w:w="100"/>
+              <w:bottom w:type="dxa" w:w="80"/>
+              <w:right w:type="dxa" w:w="100"/>
+            </w:tcMar>
+          </w:tcPr>
+          <w:p>
+            <w:pPr>
+              <w:jc w:val="left"/>
+            </w:pPr>
+            <w:r>
+              <w:rPr>
+                <w:b w:val="false"/>
+                <w:bCs w:val="false"/>
+                <w:sz w:val="20"/>
+                <w:szCs w:val="20"/>
+              </w:rPr>
+              <w:t xml:space="preserve"/>
+            </w:r>
+          </w:p>
+        </w:tc>
+      </w:tr>
+    </w:tbl>
+    <w:p>
+      <w:pPr>
+        <w:spacing w:after="240" w:before="60"/>
+        <w:jc w:val="center"/>
+      </w:pPr>
+      <w:r>
+        <w:rPr>
+          <w:i/>
+          <w:iCs/>
+          <w:sz w:val="20"/>
+          <w:szCs w:val="20"/>
+        </w:rPr>
+        <w:t xml:space="preserve">Table 6. Prior published results on AMOS (Fayemiwo et al., 2025), mean per-case Dice, and the rows this work must fill.</w:t>
+      </w:r>
+    </w:p>
+    <w:p>
+      <w:pPr>
+        <w:spacing w:after="160"/>
+        <w:jc w:val="both"/>
+      </w:pPr>
+      <w:r>
+        <w:t xml:space="preserve">Two cautions when reading Stage-B-only numbers against this table. Validation slices are drawn from the gland neighbourhood (the gland extent plus a configurable margin), so a Stage-B figure measures the segmenter where the gland is and not across a whole scan; it therefore sits above what the deployed cascade achieves on full volumes, and the gap between the two is the quantity the gate exists to close. And Stage B is reported without test-time augmentation or connected-component pruning, both of which the prior pipeline applied and which were worth a large margin to it, so a raw Stage-B Dice is not comparable with the post-processed row above.</w:t>
+      </w:r>
+    </w:p>
+    <w:p>
+      <w:pPr>
         <w:pStyle w:val="Heading1"/>
         <w:spacing w:after="160" w:before="320"/>
       </w:pPr>
@@ -5046,6 +5515,33 @@
       </w:pPr>
       <w:r>
         <w:t xml:space="preserve">Frontiers in Neuroscience (2024). Spiking neural network architectures and energy efficiency: a review. https://doi.org/10.3389/fnins.2024.1383844.</w:t>
+      </w:r>
+    </w:p>
+    <w:p>
+      <w:pPr>
+        <w:spacing w:after="160"/>
+        <w:jc w:val="both"/>
+      </w:pPr>
+      <w:r>
+        <w:t xml:space="preserve">Isensee, F., Wald, T., Ulrich, C., Baumgartner, M., Roy, S., Maier-Hein, K., &amp; Jaeger, P. F. (2024). nnU-Net Revisited: A Call for Rigorous Validation in 3D Medical Image Segmentation. arXiv:2404.09556.</w:t>
+      </w:r>
+    </w:p>
+    <w:p>
+      <w:pPr>
+        <w:spacing w:after="160"/>
+        <w:jc w:val="both"/>
+      </w:pPr>
+      <w:r>
+        <w:t xml:space="preserve">Roy, S., Koehler, G., Ulrich, C., et al. (2023). MedNeXt: Transformer-driven Scaling of ConvNets for Medical Image Segmentation. arXiv:2303.09975.</w:t>
+      </w:r>
+    </w:p>
+    <w:p>
+      <w:pPr>
+        <w:spacing w:after="160"/>
+        <w:jc w:val="both"/>
+      </w:pPr>
+      <w:r>
+        <w:t xml:space="preserve">Ma, J., Li, F., &amp; Wang, B. (2024). U-Mamba: Enhancing Long-range Dependency for Biomedical Image Segmentation. arXiv:2401.04722.</w:t>
       </w:r>
     </w:p>
     <w:p>
